--- a/supabase/seeds/peticoes-templates/_modelo_original_rpv_complementar.docx
+++ b/supabase/seeds/peticoes-templates/_modelo_original_rpv_complementar.docx
@@ -24,7 +24,7 @@
           <w:szCs w:val="24"/>
           <w:rtl w:val="0"/>
         </w:rPr>
-        <w:t xml:space="preserve">AO JUÍZO DE DIREITO DA </w:t>
+        <w:t xml:space="preserve">AO JUÍZO DE DIREITO DO(A) </w:t>
       </w:r>
       <w:r>
         <w:fldChar w:fldCharType="begin"/>
@@ -354,7 +354,7 @@
           <w:rtl w:val="0"/>
         </w:rPr>
         <w:tab/>
-        <w:t xml:space="preserve">Posteriormente, no </w:t>
+        <w:t xml:space="preserve">Posteriormente, no evento n° </w:t>
       </w:r>
       <w:r>
         <w:fldChar w:fldCharType="begin"/>
@@ -406,7 +406,7 @@
           <w:szCs w:val="24"/>
           <w:rtl w:val="0"/>
         </w:rPr>
-        <w:t xml:space="preserve">, homologados pela decisão de </w:t>
+        <w:t xml:space="preserve">, homologados pela decisão de evento n° </w:t>
       </w:r>
       <w:r>
         <w:fldChar w:fldCharType="begin"/>
